--- a/Lab 7/Report_ChauNhatTang_2231200117_Lab7.docx
+++ b/Lab 7/Report_ChauNhatTang_2231200117_Lab7.docx
@@ -3,7 +3,114 @@
 <w:document xmlns:wpc="http://schemas.microsoft.com/office/word/2010/wordprocessingCanvas" xmlns:cx="http://schemas.microsoft.com/office/drawing/2014/chartex" xmlns:cx1="http://schemas.microsoft.com/office/drawing/2015/9/8/chartex" xmlns:cx2="http://schemas.microsoft.com/office/drawing/2015/10/21/chartex" xmlns:cx3="http://schemas.microsoft.com/office/drawing/2016/5/9/chartex" xmlns:cx4="http://schemas.microsoft.com/office/drawing/2016/5/10/chartex" xmlns:cx5="http://schemas.microsoft.com/office/drawing/2016/5/11/chartex" xmlns:cx6="http://schemas.microsoft.com/office/drawing/2016/5/12/chartex" xmlns:cx7="http://schemas.microsoft.com/office/drawing/2016/5/13/chartex" xmlns:cx8="http://schemas.microsoft.com/office/drawing/2016/5/14/chartex" xmlns:mc="http://schemas.openxmlformats.org/markup-compatibility/2006" xmlns:aink="http://schemas.microsoft.com/office/drawing/2016/ink" xmlns:am3d="http://schemas.microsoft.com/office/drawing/2017/model3d" xmlns:o="urn:schemas-microsoft-com:office:office" xmlns:oel="http://schemas.microsoft.com/office/2019/extlst" xmlns:r="http://schemas.openxmlformats.org/officeDocument/2006/relationships" xmlns:m="http://schemas.openxmlformats.org/officeDocument/2006/math" xmlns:v="urn:schemas-microsoft-com:vml" xmlns:wp14="http://schemas.microsoft.com/office/word/2010/wordprocessingDrawing" xmlns:wp="http://schemas.openxmlformats.org/drawingml/2006/wordprocessingDrawing" xmlns:w10="urn:schemas-microsoft-com:office:word" xmlns:w="http://schemas.openxmlformats.org/wordprocessingml/2006/main" xmlns:w14="http://schemas.microsoft.com/office/word/2010/wordml" xmlns:w15="http://schemas.microsoft.com/office/word/2012/wordml" xmlns:w16cei="http://schemas.microsoft.com/office/word/2026/wordml/cei" xmlns:w16cex="http://schemas.microsoft.com/office/word/2018/wordml/cex" xmlns:w16cid="http://schemas.microsoft.com/office/word/2016/wordml/cid" xmlns:w16="http://schemas.microsoft.com/office/word/2018/wordml" xmlns:w16du="http://schemas.microsoft.com/office/word/2023/wordml/word16du" xmlns:w16sdtdh="http://schemas.microsoft.com/office/word/2020/wordml/sdtdatahash" xmlns:w16sdtfl="http://schemas.microsoft.com/office/word/2024/wordml/sdtformatlock" xmlns:w16se="http://schemas.microsoft.com/office/word/2015/wordml/symex" xmlns:wpg="http://schemas.microsoft.com/office/word/2010/wordprocessingGroup" xmlns:wpi="http://schemas.microsoft.com/office/word/2010/wordprocessingInk" xmlns:wne="http://schemas.microsoft.com/office/word/2006/wordml" xmlns:wps="http://schemas.microsoft.com/office/word/2010/wordprocessingShape" mc:Ignorable="w14 w15 w16se w16cid w16 w16cex w16sdtdh w16sdtfl w16du wp14">
   <w:body>
     <w:p>
+      <w:pPr>
+        <w:jc w:val="center"/>
+        <w:rPr>
+          <w:rFonts w:ascii="Times New Roman" w:hAnsi="Times New Roman" w:cs="Times New Roman"/>
+          <w:sz w:val="32"/>
+          <w:szCs w:val="32"/>
+          <w:lang w:val="vi-VN"/>
+        </w:rPr>
+      </w:pPr>
       <w:r>
+        <w:rPr>
+          <w:rFonts w:ascii="Times New Roman" w:hAnsi="Times New Roman" w:cs="Times New Roman"/>
+          <w:sz w:val="32"/>
+          <w:szCs w:val="32"/>
+        </w:rPr>
+        <w:t>Châu</w:t>
+      </w:r>
+      <w:r>
+        <w:rPr>
+          <w:rFonts w:ascii="Times New Roman" w:hAnsi="Times New Roman" w:cs="Times New Roman"/>
+          <w:sz w:val="32"/>
+          <w:szCs w:val="32"/>
+          <w:lang w:val="vi-VN"/>
+        </w:rPr>
+        <w:t xml:space="preserve"> Nhật Tăng – 2231200117 </w:t>
+      </w:r>
+      <w:r>
+        <w:rPr>
+          <w:rFonts w:ascii="Times New Roman" w:hAnsi="Times New Roman" w:cs="Times New Roman"/>
+          <w:sz w:val="32"/>
+          <w:szCs w:val="32"/>
+          <w:lang w:val="vi-VN"/>
+        </w:rPr>
+        <w:t xml:space="preserve">– </w:t>
+      </w:r>
+      <w:proofErr w:type="spellStart"/>
+      <w:r>
+        <w:rPr>
+          <w:rFonts w:ascii="Times New Roman" w:hAnsi="Times New Roman" w:cs="Times New Roman"/>
+          <w:sz w:val="32"/>
+          <w:szCs w:val="32"/>
+          <w:lang w:val="vi-VN"/>
+        </w:rPr>
+        <w:t>Lab</w:t>
+      </w:r>
+      <w:proofErr w:type="spellEnd"/>
+      <w:r>
+        <w:rPr>
+          <w:rFonts w:ascii="Times New Roman" w:hAnsi="Times New Roman" w:cs="Times New Roman"/>
+          <w:sz w:val="32"/>
+          <w:szCs w:val="32"/>
+          <w:lang w:val="vi-VN"/>
+        </w:rPr>
+        <w:t xml:space="preserve"> 7 </w:t>
+      </w:r>
+    </w:p>
+    <w:p>
+      <w:pPr>
+        <w:jc w:val="center"/>
+        <w:rPr>
+          <w:rFonts w:ascii="Times New Roman" w:hAnsi="Times New Roman" w:cs="Times New Roman"/>
+          <w:sz w:val="32"/>
+          <w:szCs w:val="32"/>
+        </w:rPr>
+      </w:pPr>
+      <w:r>
+        <w:rPr>
+          <w:rFonts w:ascii="Times New Roman" w:hAnsi="Times New Roman" w:cs="Times New Roman"/>
+          <w:sz w:val="32"/>
+          <w:szCs w:val="32"/>
+        </w:rPr>
+        <w:t xml:space="preserve">Link </w:t>
+      </w:r>
+      <w:proofErr w:type="spellStart"/>
+      <w:r>
+        <w:rPr>
+          <w:rFonts w:ascii="Times New Roman" w:hAnsi="Times New Roman" w:cs="Times New Roman"/>
+          <w:sz w:val="32"/>
+          <w:szCs w:val="32"/>
+        </w:rPr>
+        <w:t>Github</w:t>
+      </w:r>
+      <w:proofErr w:type="spellEnd"/>
+      <w:r>
+        <w:rPr>
+          <w:rFonts w:ascii="Times New Roman" w:hAnsi="Times New Roman" w:cs="Times New Roman"/>
+          <w:sz w:val="32"/>
+          <w:szCs w:val="32"/>
+        </w:rPr>
+        <w:t xml:space="preserve">: </w:t>
+      </w:r>
+      <w:hyperlink r:id="rId4" w:history="1">
+        <w:r>
+          <w:rPr>
+            <w:rStyle w:val="Hyperlink"/>
+            <w:rFonts w:ascii="Times New Roman" w:hAnsi="Times New Roman" w:cs="Times New Roman"/>
+            <w:sz w:val="32"/>
+            <w:szCs w:val="32"/>
+          </w:rPr>
+          <w:t>https://github.com/chaunhattang/CSW430.git</w:t>
+        </w:r>
+      </w:hyperlink>
+    </w:p>
+    <w:p>
+      <w:r>
+        <w:rPr>
+          <w:noProof/>
+        </w:rPr>
         <w:drawing>
           <wp:inline distT="0" distB="0" distL="0" distR="0" wp14:anchorId="03D046EF" wp14:editId="407F3E37">
             <wp:extent cx="5943600" cy="3507740"/>
@@ -20,7 +127,7 @@
                     <pic:cNvPicPr/>
                   </pic:nvPicPr>
                   <pic:blipFill>
-                    <a:blip r:embed="rId4"/>
+                    <a:blip r:embed="rId5"/>
                     <a:stretch>
                       <a:fillRect/>
                     </a:stretch>
@@ -41,6 +148,9 @@
         </w:drawing>
       </w:r>
       <w:r>
+        <w:rPr>
+          <w:noProof/>
+        </w:rPr>
         <w:drawing>
           <wp:inline distT="0" distB="0" distL="0" distR="0" wp14:anchorId="24B65533" wp14:editId="29B60A10">
             <wp:extent cx="5943600" cy="3510915"/>
@@ -57,7 +167,7 @@
                     <pic:cNvPicPr/>
                   </pic:nvPicPr>
                   <pic:blipFill>
-                    <a:blip r:embed="rId5"/>
+                    <a:blip r:embed="rId6"/>
                     <a:stretch>
                       <a:fillRect/>
                     </a:stretch>
@@ -78,6 +188,9 @@
         </w:drawing>
       </w:r>
       <w:r>
+        <w:rPr>
+          <w:noProof/>
+        </w:rPr>
         <w:lastRenderedPageBreak/>
         <w:drawing>
           <wp:inline distT="0" distB="0" distL="0" distR="0" wp14:anchorId="2EA04511" wp14:editId="20F43C5D">
@@ -95,7 +208,7 @@
                     <pic:cNvPicPr/>
                   </pic:nvPicPr>
                   <pic:blipFill>
-                    <a:blip r:embed="rId6"/>
+                    <a:blip r:embed="rId7"/>
                     <a:stretch>
                       <a:fillRect/>
                     </a:stretch>
@@ -116,6 +229,9 @@
         </w:drawing>
       </w:r>
       <w:r>
+        <w:rPr>
+          <w:noProof/>
+        </w:rPr>
         <w:drawing>
           <wp:inline distT="0" distB="0" distL="0" distR="0" wp14:anchorId="542CC229" wp14:editId="78FC7770">
             <wp:extent cx="5943600" cy="3505200"/>
@@ -132,7 +248,7 @@
                     <pic:cNvPicPr/>
                   </pic:nvPicPr>
                   <pic:blipFill>
-                    <a:blip r:embed="rId7"/>
+                    <a:blip r:embed="rId8"/>
                     <a:stretch>
                       <a:fillRect/>
                     </a:stretch>
@@ -153,6 +269,9 @@
         </w:drawing>
       </w:r>
       <w:r>
+        <w:rPr>
+          <w:noProof/>
+        </w:rPr>
         <w:lastRenderedPageBreak/>
         <w:drawing>
           <wp:inline distT="0" distB="0" distL="0" distR="0" wp14:anchorId="66BBD77F" wp14:editId="2EEBDB01">
@@ -170,7 +289,7 @@
                     <pic:cNvPicPr/>
                   </pic:nvPicPr>
                   <pic:blipFill>
-                    <a:blip r:embed="rId8"/>
+                    <a:blip r:embed="rId9"/>
                     <a:stretch>
                       <a:fillRect/>
                     </a:stretch>
@@ -191,6 +310,9 @@
         </w:drawing>
       </w:r>
       <w:r>
+        <w:rPr>
+          <w:noProof/>
+        </w:rPr>
         <w:drawing>
           <wp:inline distT="0" distB="0" distL="0" distR="0" wp14:anchorId="255050B2" wp14:editId="5CFEEAA8">
             <wp:extent cx="5943600" cy="3529965"/>
@@ -207,7 +329,7 @@
                     <pic:cNvPicPr/>
                   </pic:nvPicPr>
                   <pic:blipFill>
-                    <a:blip r:embed="rId9"/>
+                    <a:blip r:embed="rId10"/>
                     <a:stretch>
                       <a:fillRect/>
                     </a:stretch>
@@ -228,6 +350,9 @@
         </w:drawing>
       </w:r>
       <w:r>
+        <w:rPr>
+          <w:noProof/>
+        </w:rPr>
         <w:lastRenderedPageBreak/>
         <w:drawing>
           <wp:inline distT="0" distB="0" distL="0" distR="0" wp14:anchorId="48AC7D7B" wp14:editId="63EFB96A">
@@ -245,7 +370,7 @@
                     <pic:cNvPicPr/>
                   </pic:nvPicPr>
                   <pic:blipFill>
-                    <a:blip r:embed="rId10"/>
+                    <a:blip r:embed="rId11"/>
                     <a:stretch>
                       <a:fillRect/>
                     </a:stretch>
@@ -1193,6 +1318,29 @@
       <w:spacing w:val="5"/>
     </w:rPr>
   </w:style>
+  <w:style w:type="character" w:styleId="Hyperlink">
+    <w:name w:val="Hyperlink"/>
+    <w:basedOn w:val="DefaultParagraphFont"/>
+    <w:uiPriority w:val="99"/>
+    <w:unhideWhenUsed/>
+    <w:rsid w:val="00C93739"/>
+    <w:rPr>
+      <w:color w:val="0563C1" w:themeColor="hyperlink"/>
+      <w:u w:val="single"/>
+    </w:rPr>
+  </w:style>
+  <w:style w:type="character" w:styleId="UnresolvedMention">
+    <w:name w:val="Unresolved Mention"/>
+    <w:basedOn w:val="DefaultParagraphFont"/>
+    <w:uiPriority w:val="99"/>
+    <w:semiHidden/>
+    <w:unhideWhenUsed/>
+    <w:rsid w:val="00C93739"/>
+    <w:rPr>
+      <w:color w:val="605E5C"/>
+      <w:shd w:val="clear" w:color="auto" w:fill="E1DFDD"/>
+    </w:rPr>
+  </w:style>
 </w:styles>
 </file>
 
